--- a/评估标准/三维重建评估标准.docx
+++ b/评估标准/三维重建评估标准.docx
@@ -62,6 +62,7 @@
     </w:p>
     <w:p>
       <w:pPr>
+        <w:jc w:val="center"/>
         <w:rPr>
           <w:rFonts w:hint="eastAsia"/>
           <w:lang w:val="en-US" w:eastAsia="zh-CN"/>
@@ -75,8 +76,8 @@
         </w:rPr>
         <w:drawing>
           <wp:inline distT="0" distB="0" distL="114300" distR="114300">
-            <wp:extent cx="4869815" cy="1675765"/>
-            <wp:effectExtent l="0" t="0" r="6985" b="635"/>
+            <wp:extent cx="3124200" cy="1075055"/>
+            <wp:effectExtent l="0" t="0" r="0" b="6985"/>
             <wp:docPr id="1" name="图片 1" descr="IMG_256"/>
             <wp:cNvGraphicFramePr>
               <a:graphicFrameLocks xmlns:a="http://schemas.openxmlformats.org/drawingml/2006/main" noChangeAspect="1"/>
@@ -99,7 +100,7 @@
                   <pic:spPr>
                     <a:xfrm>
                       <a:off x="0" y="0"/>
-                      <a:ext cx="4869815" cy="1675765"/>
+                      <a:ext cx="3124200" cy="1075055"/>
                     </a:xfrm>
                     <a:prstGeom prst="rect">
                       <a:avLst/>
@@ -320,14 +321,6 @@
           <w:lang w:val="en-US" w:eastAsia="zh-CN"/>
         </w:rPr>
       </w:pPr>
-    </w:p>
-    <w:p>
-      <w:pPr>
-        <w:rPr>
-          <w:rFonts w:hint="default"/>
-          <w:lang w:val="en-US" w:eastAsia="zh-CN"/>
-        </w:rPr>
-      </w:pPr>
       <w:r>
         <w:rPr>
           <w:rFonts w:hint="eastAsia"/>
@@ -380,14 +373,6 @@
           <w:lang w:val="en-US" w:eastAsia="zh-CN"/>
         </w:rPr>
       </w:pPr>
-    </w:p>
-    <w:p>
-      <w:pPr>
-        <w:rPr>
-          <w:rFonts w:hint="default"/>
-          <w:lang w:val="en-US" w:eastAsia="zh-CN"/>
-        </w:rPr>
-      </w:pPr>
       <w:r>
         <w:rPr>
           <w:rFonts w:hint="eastAsia"/>
@@ -455,14 +440,6 @@
           <w:lang w:val="en-US" w:eastAsia="zh-CN"/>
         </w:rPr>
       </w:pPr>
-    </w:p>
-    <w:p>
-      <w:pPr>
-        <w:rPr>
-          <w:rFonts w:hint="default"/>
-          <w:lang w:val="en-US" w:eastAsia="zh-CN"/>
-        </w:rPr>
-      </w:pPr>
       <w:r>
         <w:rPr>
           <w:rFonts w:hint="eastAsia"/>
@@ -496,7 +473,7 @@
     <w:p>
       <w:pPr>
         <w:rPr>
-          <w:rStyle w:val="7"/>
+          <w:rStyle w:val="8"/>
           <w:rFonts w:hint="eastAsia" w:ascii="宋体" w:hAnsi="宋体" w:eastAsia="宋体" w:cs="宋体"/>
           <w:b/>
           <w:bCs/>
@@ -512,7 +489,7 @@
       </w:pPr>
       <w:r>
         <w:rPr>
-          <w:rStyle w:val="7"/>
+          <w:rStyle w:val="8"/>
           <w:rFonts w:hint="eastAsia" w:ascii="宋体" w:hAnsi="宋体" w:eastAsia="宋体" w:cs="宋体"/>
           <w:b/>
           <w:bCs/>
@@ -531,7 +508,7 @@
     <w:p>
       <w:pPr>
         <w:rPr>
-          <w:rStyle w:val="7"/>
+          <w:rStyle w:val="8"/>
           <w:rFonts w:hint="eastAsia" w:ascii="宋体" w:hAnsi="宋体" w:eastAsia="宋体" w:cs="宋体"/>
           <w:b/>
           <w:bCs/>
@@ -548,11 +525,612 @@
     </w:p>
     <w:p>
       <w:pPr>
+        <w:numPr>
+          <w:ilvl w:val="0"/>
+          <w:numId w:val="1"/>
+        </w:numPr>
+        <w:ind w:left="425" w:leftChars="0" w:hanging="425" w:firstLineChars="0"/>
+        <w:rPr>
+          <w:rFonts w:hint="default"/>
+          <w:b/>
+          <w:bCs/>
+          <w:sz w:val="28"/>
+          <w:szCs w:val="28"/>
+          <w:lang w:val="en-US" w:eastAsia="zh-CN"/>
+        </w:rPr>
+      </w:pPr>
+      <w:r>
+        <w:rPr>
+          <w:rFonts w:hint="eastAsia"/>
+          <w:b/>
+          <w:bCs/>
+          <w:sz w:val="28"/>
+          <w:szCs w:val="28"/>
+          <w:lang w:val="en-US" w:eastAsia="zh-CN"/>
+        </w:rPr>
+        <w:t>精度指标</w:t>
+      </w:r>
+    </w:p>
+    <w:p>
+      <w:pPr>
+        <w:keepNext w:val="0"/>
+        <w:keepLines w:val="0"/>
+        <w:pageBreakBefore w:val="0"/>
+        <w:numPr>
+          <w:ilvl w:val="0"/>
+          <w:numId w:val="2"/>
+        </w:numPr>
+        <w:kinsoku/>
+        <w:wordWrap/>
+        <w:overflowPunct/>
+        <w:topLinePunct w:val="0"/>
+        <w:autoSpaceDE/>
+        <w:autoSpaceDN/>
+        <w:bidi w:val="0"/>
+        <w:adjustRightInd/>
+        <w:snapToGrid/>
+        <w:ind w:leftChars="0"/>
+        <w:textAlignment w:val="auto"/>
+        <w:rPr>
+          <w:rFonts w:hint="eastAsia" w:asciiTheme="minorEastAsia" w:hAnsiTheme="minorEastAsia" w:eastAsiaTheme="minorEastAsia" w:cstheme="minorEastAsia"/>
+          <w:i w:val="0"/>
+          <w:iCs w:val="0"/>
+          <w:caps w:val="0"/>
+          <w:color w:val="121212"/>
+          <w:spacing w:val="0"/>
+          <w:sz w:val="21"/>
+          <w:szCs w:val="21"/>
+          <w:shd w:val="clear" w:fill="FFFFFF"/>
+        </w:rPr>
+      </w:pPr>
+      <w:r>
+        <w:rPr>
+          <w:rFonts w:hint="eastAsia" w:asciiTheme="minorEastAsia" w:hAnsiTheme="minorEastAsia" w:eastAsiaTheme="minorEastAsia" w:cstheme="minorEastAsia"/>
+          <w:b/>
+          <w:bCs/>
+          <w:i w:val="0"/>
+          <w:iCs w:val="0"/>
+          <w:caps w:val="0"/>
+          <w:color w:val="121212"/>
+          <w:spacing w:val="0"/>
+          <w:sz w:val="21"/>
+          <w:szCs w:val="21"/>
+          <w:shd w:val="clear" w:fill="FFFFFF"/>
+        </w:rPr>
+        <w:t>均方误差（MSE）</w:t>
+      </w:r>
+      <w:r>
+        <w:rPr>
+          <w:rFonts w:hint="eastAsia" w:asciiTheme="minorEastAsia" w:hAnsiTheme="minorEastAsia" w:eastAsiaTheme="minorEastAsia" w:cstheme="minorEastAsia"/>
+          <w:i w:val="0"/>
+          <w:iCs w:val="0"/>
+          <w:caps w:val="0"/>
+          <w:color w:val="121212"/>
+          <w:spacing w:val="0"/>
+          <w:sz w:val="21"/>
+          <w:szCs w:val="21"/>
+          <w:shd w:val="clear" w:fill="FFFFFF"/>
+        </w:rPr>
+        <w:t>。它定义为重构形状X~与真实X之间的对称表面距离，即</w:t>
+      </w:r>
+    </w:p>
+    <w:p>
+      <w:pPr>
+        <w:keepNext w:val="0"/>
+        <w:keepLines w:val="0"/>
+        <w:pageBreakBefore w:val="0"/>
         <w:numPr>
           <w:numId w:val="0"/>
         </w:numPr>
-        <w:rPr>
-          <w:rFonts w:hint="default"/>
+        <w:kinsoku/>
+        <w:wordWrap/>
+        <w:overflowPunct/>
+        <w:topLinePunct w:val="0"/>
+        <w:autoSpaceDE/>
+        <w:autoSpaceDN/>
+        <w:bidi w:val="0"/>
+        <w:adjustRightInd/>
+        <w:snapToGrid/>
+        <w:jc w:val="center"/>
+        <w:textAlignment w:val="auto"/>
+        <w:rPr>
+          <w:rFonts w:hint="eastAsia" w:asciiTheme="minorEastAsia" w:hAnsiTheme="minorEastAsia" w:eastAsiaTheme="minorEastAsia" w:cstheme="minorEastAsia"/>
+          <w:sz w:val="21"/>
+          <w:szCs w:val="21"/>
+        </w:rPr>
+      </w:pPr>
+      <w:r>
+        <w:rPr>
+          <w:rFonts w:hint="eastAsia" w:asciiTheme="minorEastAsia" w:hAnsiTheme="minorEastAsia" w:eastAsiaTheme="minorEastAsia" w:cstheme="minorEastAsia"/>
+          <w:sz w:val="21"/>
+          <w:szCs w:val="21"/>
+        </w:rPr>
+        <w:drawing>
+          <wp:inline distT="0" distB="0" distL="114300" distR="114300">
+            <wp:extent cx="3909695" cy="636270"/>
+            <wp:effectExtent l="0" t="0" r="6985" b="3810"/>
+            <wp:docPr id="2" name="图片 1" descr="IMG_256"/>
+            <wp:cNvGraphicFramePr>
+              <a:graphicFrameLocks xmlns:a="http://schemas.openxmlformats.org/drawingml/2006/main" noChangeAspect="1"/>
+            </wp:cNvGraphicFramePr>
+            <a:graphic xmlns:a="http://schemas.openxmlformats.org/drawingml/2006/main">
+              <a:graphicData uri="http://schemas.openxmlformats.org/drawingml/2006/picture">
+                <pic:pic xmlns:pic="http://schemas.openxmlformats.org/drawingml/2006/picture">
+                  <pic:nvPicPr>
+                    <pic:cNvPr id="2" name="图片 1" descr="IMG_256"/>
+                    <pic:cNvPicPr>
+                      <a:picLocks noChangeAspect="1"/>
+                    </pic:cNvPicPr>
+                  </pic:nvPicPr>
+                  <pic:blipFill>
+                    <a:blip r:embed="rId5"/>
+                    <a:stretch>
+                      <a:fillRect/>
+                    </a:stretch>
+                  </pic:blipFill>
+                  <pic:spPr>
+                    <a:xfrm>
+                      <a:off x="0" y="0"/>
+                      <a:ext cx="3909695" cy="636270"/>
+                    </a:xfrm>
+                    <a:prstGeom prst="rect">
+                      <a:avLst/>
+                    </a:prstGeom>
+                    <a:noFill/>
+                    <a:ln w="9525">
+                      <a:noFill/>
+                    </a:ln>
+                  </pic:spPr>
+                </pic:pic>
+              </a:graphicData>
+            </a:graphic>
+          </wp:inline>
+        </w:drawing>
+      </w:r>
+    </w:p>
+    <w:p>
+      <w:pPr>
+        <w:keepNext w:val="0"/>
+        <w:keepLines w:val="0"/>
+        <w:pageBreakBefore w:val="0"/>
+        <w:numPr>
+          <w:numId w:val="0"/>
+        </w:numPr>
+        <w:kinsoku/>
+        <w:wordWrap/>
+        <w:overflowPunct/>
+        <w:topLinePunct w:val="0"/>
+        <w:autoSpaceDE/>
+        <w:autoSpaceDN/>
+        <w:bidi w:val="0"/>
+        <w:adjustRightInd/>
+        <w:snapToGrid/>
+        <w:jc w:val="both"/>
+        <w:textAlignment w:val="auto"/>
+        <w:rPr>
+          <w:rFonts w:hint="eastAsia" w:asciiTheme="minorEastAsia" w:hAnsiTheme="minorEastAsia" w:eastAsiaTheme="minorEastAsia" w:cstheme="minorEastAsia"/>
+          <w:i w:val="0"/>
+          <w:iCs w:val="0"/>
+          <w:caps w:val="0"/>
+          <w:color w:val="121212"/>
+          <w:spacing w:val="0"/>
+          <w:sz w:val="21"/>
+          <w:szCs w:val="21"/>
+          <w:shd w:val="clear" w:fill="FFFFFF"/>
+        </w:rPr>
+      </w:pPr>
+      <w:r>
+        <w:rPr>
+          <w:rFonts w:hint="eastAsia" w:asciiTheme="minorEastAsia" w:hAnsiTheme="minorEastAsia" w:eastAsiaTheme="minorEastAsia" w:cstheme="minorEastAsia"/>
+          <w:i w:val="0"/>
+          <w:iCs w:val="0"/>
+          <w:caps w:val="0"/>
+          <w:color w:val="121212"/>
+          <w:spacing w:val="0"/>
+          <w:sz w:val="21"/>
+          <w:szCs w:val="21"/>
+          <w:shd w:val="clear" w:fill="FFFFFF"/>
+        </w:rPr>
+        <w:t>这里，nX和nX~分别是X和X~上密集采样点的数目，d（p，X）是p到X沿垂直方向到X的距离，例如L1或L2距离。距离越小，重建就越好</w:t>
+      </w:r>
+    </w:p>
+    <w:p>
+      <w:pPr>
+        <w:keepNext w:val="0"/>
+        <w:keepLines w:val="0"/>
+        <w:pageBreakBefore w:val="0"/>
+        <w:numPr>
+          <w:ilvl w:val="0"/>
+          <w:numId w:val="2"/>
+        </w:numPr>
+        <w:kinsoku/>
+        <w:wordWrap/>
+        <w:overflowPunct/>
+        <w:topLinePunct w:val="0"/>
+        <w:autoSpaceDE/>
+        <w:autoSpaceDN/>
+        <w:bidi w:val="0"/>
+        <w:adjustRightInd/>
+        <w:snapToGrid/>
+        <w:ind w:left="0" w:leftChars="0" w:firstLine="0" w:firstLineChars="0"/>
+        <w:jc w:val="both"/>
+        <w:textAlignment w:val="auto"/>
+        <w:rPr>
+          <w:rFonts w:hint="eastAsia" w:asciiTheme="minorEastAsia" w:hAnsiTheme="minorEastAsia" w:eastAsiaTheme="minorEastAsia" w:cstheme="minorEastAsia"/>
+          <w:i w:val="0"/>
+          <w:iCs w:val="0"/>
+          <w:caps w:val="0"/>
+          <w:color w:val="121212"/>
+          <w:spacing w:val="0"/>
+          <w:sz w:val="21"/>
+          <w:szCs w:val="21"/>
+          <w:shd w:val="clear" w:fill="FFFFFF"/>
+        </w:rPr>
+      </w:pPr>
+      <w:r>
+        <w:rPr>
+          <w:rFonts w:hint="eastAsia" w:asciiTheme="minorEastAsia" w:hAnsiTheme="minorEastAsia" w:eastAsiaTheme="minorEastAsia" w:cstheme="minorEastAsia"/>
+          <w:b/>
+          <w:bCs/>
+          <w:i w:val="0"/>
+          <w:iCs w:val="0"/>
+          <w:caps w:val="0"/>
+          <w:color w:val="121212"/>
+          <w:spacing w:val="0"/>
+          <w:sz w:val="21"/>
+          <w:szCs w:val="21"/>
+          <w:shd w:val="clear" w:fill="FFFFFF"/>
+        </w:rPr>
+        <w:t>联合交叉（IoU）</w:t>
+      </w:r>
+      <w:r>
+        <w:rPr>
+          <w:rFonts w:hint="eastAsia" w:asciiTheme="minorEastAsia" w:hAnsiTheme="minorEastAsia" w:eastAsiaTheme="minorEastAsia" w:cstheme="minorEastAsia"/>
+          <w:i w:val="0"/>
+          <w:iCs w:val="0"/>
+          <w:caps w:val="0"/>
+          <w:color w:val="121212"/>
+          <w:spacing w:val="0"/>
+          <w:sz w:val="21"/>
+          <w:szCs w:val="21"/>
+          <w:shd w:val="clear" w:fill="FFFFFF"/>
+        </w:rPr>
+        <w:t>。IoU测量预测形状的体积与真实体积的交集与两个体积的并集的比率，即</w:t>
+      </w:r>
+    </w:p>
+    <w:p>
+      <w:pPr>
+        <w:keepNext w:val="0"/>
+        <w:keepLines w:val="0"/>
+        <w:pageBreakBefore w:val="0"/>
+        <w:numPr>
+          <w:numId w:val="0"/>
+        </w:numPr>
+        <w:kinsoku/>
+        <w:wordWrap/>
+        <w:overflowPunct/>
+        <w:topLinePunct w:val="0"/>
+        <w:autoSpaceDE/>
+        <w:autoSpaceDN/>
+        <w:bidi w:val="0"/>
+        <w:adjustRightInd/>
+        <w:snapToGrid/>
+        <w:ind w:leftChars="0"/>
+        <w:jc w:val="center"/>
+        <w:textAlignment w:val="auto"/>
+        <w:rPr>
+          <w:rFonts w:hint="eastAsia" w:asciiTheme="minorEastAsia" w:hAnsiTheme="minorEastAsia" w:eastAsiaTheme="minorEastAsia" w:cstheme="minorEastAsia"/>
+          <w:sz w:val="21"/>
+          <w:szCs w:val="21"/>
+        </w:rPr>
+      </w:pPr>
+      <w:r>
+        <w:rPr>
+          <w:rFonts w:hint="eastAsia" w:asciiTheme="minorEastAsia" w:hAnsiTheme="minorEastAsia" w:eastAsiaTheme="minorEastAsia" w:cstheme="minorEastAsia"/>
+          <w:sz w:val="21"/>
+          <w:szCs w:val="21"/>
+        </w:rPr>
+        <w:drawing>
+          <wp:inline distT="0" distB="0" distL="114300" distR="114300">
+            <wp:extent cx="3227070" cy="643890"/>
+            <wp:effectExtent l="0" t="0" r="3810" b="11430"/>
+            <wp:docPr id="3" name="图片 2" descr="IMG_256"/>
+            <wp:cNvGraphicFramePr>
+              <a:graphicFrameLocks xmlns:a="http://schemas.openxmlformats.org/drawingml/2006/main" noChangeAspect="1"/>
+            </wp:cNvGraphicFramePr>
+            <a:graphic xmlns:a="http://schemas.openxmlformats.org/drawingml/2006/main">
+              <a:graphicData uri="http://schemas.openxmlformats.org/drawingml/2006/picture">
+                <pic:pic xmlns:pic="http://schemas.openxmlformats.org/drawingml/2006/picture">
+                  <pic:nvPicPr>
+                    <pic:cNvPr id="3" name="图片 2" descr="IMG_256"/>
+                    <pic:cNvPicPr>
+                      <a:picLocks noChangeAspect="1"/>
+                    </pic:cNvPicPr>
+                  </pic:nvPicPr>
+                  <pic:blipFill>
+                    <a:blip r:embed="rId6"/>
+                    <a:stretch>
+                      <a:fillRect/>
+                    </a:stretch>
+                  </pic:blipFill>
+                  <pic:spPr>
+                    <a:xfrm>
+                      <a:off x="0" y="0"/>
+                      <a:ext cx="3227070" cy="643890"/>
+                    </a:xfrm>
+                    <a:prstGeom prst="rect">
+                      <a:avLst/>
+                    </a:prstGeom>
+                    <a:noFill/>
+                    <a:ln w="9525">
+                      <a:noFill/>
+                    </a:ln>
+                  </pic:spPr>
+                </pic:pic>
+              </a:graphicData>
+            </a:graphic>
+          </wp:inline>
+        </w:drawing>
+      </w:r>
+    </w:p>
+    <w:p>
+      <w:pPr>
+        <w:keepNext w:val="0"/>
+        <w:keepLines w:val="0"/>
+        <w:pageBreakBefore w:val="0"/>
+        <w:numPr>
+          <w:numId w:val="0"/>
+        </w:numPr>
+        <w:kinsoku/>
+        <w:wordWrap/>
+        <w:overflowPunct/>
+        <w:topLinePunct w:val="0"/>
+        <w:autoSpaceDE/>
+        <w:autoSpaceDN/>
+        <w:bidi w:val="0"/>
+        <w:adjustRightInd/>
+        <w:snapToGrid/>
+        <w:ind w:leftChars="0"/>
+        <w:jc w:val="both"/>
+        <w:textAlignment w:val="auto"/>
+        <w:rPr>
+          <w:rFonts w:hint="eastAsia" w:asciiTheme="minorEastAsia" w:hAnsiTheme="minorEastAsia" w:eastAsiaTheme="minorEastAsia" w:cstheme="minorEastAsia"/>
+          <w:i w:val="0"/>
+          <w:iCs w:val="0"/>
+          <w:caps w:val="0"/>
+          <w:color w:val="121212"/>
+          <w:spacing w:val="0"/>
+          <w:sz w:val="21"/>
+          <w:szCs w:val="21"/>
+          <w:shd w:val="clear" w:fill="FFFFFF"/>
+        </w:rPr>
+      </w:pPr>
+      <w:r>
+        <w:rPr>
+          <w:rFonts w:hint="eastAsia" w:asciiTheme="minorEastAsia" w:hAnsiTheme="minorEastAsia" w:eastAsiaTheme="minorEastAsia" w:cstheme="minorEastAsia"/>
+          <w:i w:val="0"/>
+          <w:iCs w:val="0"/>
+          <w:caps w:val="0"/>
+          <w:color w:val="121212"/>
+          <w:spacing w:val="0"/>
+          <w:sz w:val="21"/>
+          <w:szCs w:val="21"/>
+          <w:shd w:val="clear" w:fill="FFFFFF"/>
+        </w:rPr>
+        <w:t>其中I（·）是指示函数，V~i是第三个体素的预测值，Vi是基本真值，是阈值。IoU值越高，重建效果越好，这一指标适用于体积重建。因此，在处理基于曲面的表示时，需要对重建的和真实的三维模型进行体素化。</w:t>
+      </w:r>
+    </w:p>
+    <w:p>
+      <w:pPr>
+        <w:keepNext w:val="0"/>
+        <w:keepLines w:val="0"/>
+        <w:pageBreakBefore w:val="0"/>
+        <w:numPr>
+          <w:ilvl w:val="0"/>
+          <w:numId w:val="2"/>
+        </w:numPr>
+        <w:kinsoku/>
+        <w:wordWrap/>
+        <w:overflowPunct/>
+        <w:topLinePunct w:val="0"/>
+        <w:autoSpaceDE/>
+        <w:autoSpaceDN/>
+        <w:bidi w:val="0"/>
+        <w:adjustRightInd/>
+        <w:snapToGrid/>
+        <w:ind w:left="0" w:leftChars="0" w:firstLine="0" w:firstLineChars="0"/>
+        <w:jc w:val="both"/>
+        <w:textAlignment w:val="auto"/>
+        <w:rPr>
+          <w:rFonts w:hint="eastAsia" w:asciiTheme="minorEastAsia" w:hAnsiTheme="minorEastAsia" w:eastAsiaTheme="minorEastAsia" w:cstheme="minorEastAsia"/>
+          <w:i w:val="0"/>
+          <w:iCs w:val="0"/>
+          <w:caps w:val="0"/>
+          <w:color w:val="121212"/>
+          <w:spacing w:val="0"/>
+          <w:sz w:val="21"/>
+          <w:szCs w:val="21"/>
+          <w:shd w:val="clear" w:fill="FFFFFF"/>
+          <w:lang w:eastAsia="zh-CN"/>
+        </w:rPr>
+      </w:pPr>
+      <w:r>
+        <w:rPr>
+          <w:rFonts w:hint="eastAsia" w:asciiTheme="minorEastAsia" w:hAnsiTheme="minorEastAsia" w:eastAsiaTheme="minorEastAsia" w:cstheme="minorEastAsia"/>
+          <w:b/>
+          <w:bCs/>
+          <w:i w:val="0"/>
+          <w:iCs w:val="0"/>
+          <w:caps w:val="0"/>
+          <w:color w:val="121212"/>
+          <w:spacing w:val="0"/>
+          <w:sz w:val="21"/>
+          <w:szCs w:val="21"/>
+          <w:shd w:val="clear" w:fill="FFFFFF"/>
+        </w:rPr>
+        <w:t>交叉熵（CE）损失的平均值</w:t>
+      </w:r>
+      <w:r>
+        <w:rPr>
+          <w:rFonts w:hint="eastAsia" w:asciiTheme="minorEastAsia" w:hAnsiTheme="minorEastAsia" w:eastAsiaTheme="minorEastAsia" w:cstheme="minorEastAsia"/>
+          <w:i w:val="0"/>
+          <w:iCs w:val="0"/>
+          <w:caps w:val="0"/>
+          <w:color w:val="121212"/>
+          <w:spacing w:val="0"/>
+          <w:sz w:val="21"/>
+          <w:szCs w:val="21"/>
+          <w:shd w:val="clear" w:fill="FFFFFF"/>
+        </w:rPr>
+        <w:t>。定义如下</w:t>
+      </w:r>
+      <w:r>
+        <w:rPr>
+          <w:rFonts w:hint="eastAsia" w:asciiTheme="minorEastAsia" w:hAnsiTheme="minorEastAsia" w:eastAsiaTheme="minorEastAsia" w:cstheme="minorEastAsia"/>
+          <w:i w:val="0"/>
+          <w:iCs w:val="0"/>
+          <w:caps w:val="0"/>
+          <w:color w:val="121212"/>
+          <w:spacing w:val="0"/>
+          <w:sz w:val="21"/>
+          <w:szCs w:val="21"/>
+          <w:shd w:val="clear" w:fill="FFFFFF"/>
+          <w:lang w:eastAsia="zh-CN"/>
+        </w:rPr>
+        <w:t>：</w:t>
+      </w:r>
+    </w:p>
+    <w:p>
+      <w:pPr>
+        <w:keepNext w:val="0"/>
+        <w:keepLines w:val="0"/>
+        <w:pageBreakBefore w:val="0"/>
+        <w:numPr>
+          <w:numId w:val="0"/>
+        </w:numPr>
+        <w:kinsoku/>
+        <w:wordWrap/>
+        <w:overflowPunct/>
+        <w:topLinePunct w:val="0"/>
+        <w:autoSpaceDE/>
+        <w:autoSpaceDN/>
+        <w:bidi w:val="0"/>
+        <w:adjustRightInd/>
+        <w:snapToGrid/>
+        <w:ind w:leftChars="0"/>
+        <w:jc w:val="center"/>
+        <w:textAlignment w:val="auto"/>
+        <w:rPr>
+          <w:rFonts w:hint="eastAsia" w:asciiTheme="minorEastAsia" w:hAnsiTheme="minorEastAsia" w:eastAsiaTheme="minorEastAsia" w:cstheme="minorEastAsia"/>
+          <w:sz w:val="21"/>
+          <w:szCs w:val="21"/>
+        </w:rPr>
+      </w:pPr>
+      <w:r>
+        <w:rPr>
+          <w:rFonts w:hint="eastAsia" w:asciiTheme="minorEastAsia" w:hAnsiTheme="minorEastAsia" w:eastAsiaTheme="minorEastAsia" w:cstheme="minorEastAsia"/>
+          <w:sz w:val="21"/>
+          <w:szCs w:val="21"/>
+        </w:rPr>
+        <w:drawing>
+          <wp:inline distT="0" distB="0" distL="114300" distR="114300">
+            <wp:extent cx="3399790" cy="576580"/>
+            <wp:effectExtent l="0" t="0" r="13970" b="2540"/>
+            <wp:docPr id="4" name="图片 3" descr="IMG_256"/>
+            <wp:cNvGraphicFramePr>
+              <a:graphicFrameLocks xmlns:a="http://schemas.openxmlformats.org/drawingml/2006/main" noChangeAspect="1"/>
+            </wp:cNvGraphicFramePr>
+            <a:graphic xmlns:a="http://schemas.openxmlformats.org/drawingml/2006/main">
+              <a:graphicData uri="http://schemas.openxmlformats.org/drawingml/2006/picture">
+                <pic:pic xmlns:pic="http://schemas.openxmlformats.org/drawingml/2006/picture">
+                  <pic:nvPicPr>
+                    <pic:cNvPr id="4" name="图片 3" descr="IMG_256"/>
+                    <pic:cNvPicPr>
+                      <a:picLocks noChangeAspect="1"/>
+                    </pic:cNvPicPr>
+                  </pic:nvPicPr>
+                  <pic:blipFill>
+                    <a:blip r:embed="rId7"/>
+                    <a:stretch>
+                      <a:fillRect/>
+                    </a:stretch>
+                  </pic:blipFill>
+                  <pic:spPr>
+                    <a:xfrm>
+                      <a:off x="0" y="0"/>
+                      <a:ext cx="3399790" cy="576580"/>
+                    </a:xfrm>
+                    <a:prstGeom prst="rect">
+                      <a:avLst/>
+                    </a:prstGeom>
+                    <a:noFill/>
+                    <a:ln w="9525">
+                      <a:noFill/>
+                    </a:ln>
+                  </pic:spPr>
+                </pic:pic>
+              </a:graphicData>
+            </a:graphic>
+          </wp:inline>
+        </w:drawing>
+      </w:r>
+    </w:p>
+    <w:p>
+      <w:pPr>
+        <w:keepNext w:val="0"/>
+        <w:keepLines w:val="0"/>
+        <w:pageBreakBefore w:val="0"/>
+        <w:numPr>
+          <w:numId w:val="0"/>
+        </w:numPr>
+        <w:kinsoku/>
+        <w:wordWrap/>
+        <w:overflowPunct/>
+        <w:topLinePunct w:val="0"/>
+        <w:autoSpaceDE/>
+        <w:autoSpaceDN/>
+        <w:bidi w:val="0"/>
+        <w:adjustRightInd/>
+        <w:snapToGrid/>
+        <w:ind w:leftChars="0"/>
+        <w:jc w:val="both"/>
+        <w:textAlignment w:val="auto"/>
+        <w:rPr>
+          <w:rFonts w:hint="eastAsia" w:asciiTheme="minorEastAsia" w:hAnsiTheme="minorEastAsia" w:eastAsiaTheme="minorEastAsia" w:cstheme="minorEastAsia"/>
+          <w:i w:val="0"/>
+          <w:iCs w:val="0"/>
+          <w:caps w:val="0"/>
+          <w:color w:val="121212"/>
+          <w:spacing w:val="0"/>
+          <w:sz w:val="21"/>
+          <w:szCs w:val="21"/>
+          <w:shd w:val="clear" w:fill="FFFFFF"/>
+        </w:rPr>
+      </w:pPr>
+      <w:r>
+        <w:rPr>
+          <w:rFonts w:hint="eastAsia" w:asciiTheme="minorEastAsia" w:hAnsiTheme="minorEastAsia" w:eastAsiaTheme="minorEastAsia" w:cstheme="minorEastAsia"/>
+          <w:i w:val="0"/>
+          <w:iCs w:val="0"/>
+          <w:caps w:val="0"/>
+          <w:color w:val="121212"/>
+          <w:spacing w:val="0"/>
+          <w:sz w:val="21"/>
+          <w:szCs w:val="21"/>
+          <w:shd w:val="clear" w:fill="FFFFFF"/>
+        </w:rPr>
+        <w:t>其中N是体素或点的总数，具体取决于是使用体积表示还是基于点的表示。p和p~分别表示在i点处体素或点的真值和预测值。CE值越低，重建效果越好。</w:t>
+      </w:r>
+    </w:p>
+    <w:p>
+      <w:pPr>
+        <w:numPr>
+          <w:ilvl w:val="0"/>
+          <w:numId w:val="1"/>
+        </w:numPr>
+        <w:ind w:left="425" w:leftChars="0" w:hanging="425" w:firstLineChars="0"/>
+        <w:rPr>
+          <w:rFonts w:hint="eastAsia"/>
           <w:b/>
           <w:bCs/>
           <w:sz w:val="28"/>
@@ -560,8 +1138,871 @@
           <w:lang w:val="en-US" w:eastAsia="zh-CN"/>
         </w:rPr>
       </w:pPr>
+      <w:r>
+        <w:rPr>
+          <w:rFonts w:hint="eastAsia"/>
+          <w:b/>
+          <w:bCs/>
+          <w:sz w:val="28"/>
+          <w:szCs w:val="28"/>
+          <w:lang w:val="en-US" w:eastAsia="zh-CN"/>
+        </w:rPr>
+        <w:t>性能标准</w:t>
+      </w:r>
+    </w:p>
+    <w:p>
+      <w:pPr>
+        <w:pStyle w:val="5"/>
+        <w:keepNext w:val="0"/>
+        <w:keepLines w:val="0"/>
+        <w:pageBreakBefore w:val="0"/>
+        <w:widowControl/>
+        <w:suppressLineNumbers w:val="0"/>
+        <w:shd w:val="clear" w:fill="FFFFFF"/>
+        <w:kinsoku/>
+        <w:wordWrap/>
+        <w:overflowPunct/>
+        <w:topLinePunct w:val="0"/>
+        <w:autoSpaceDE/>
+        <w:autoSpaceDN/>
+        <w:bidi w:val="0"/>
+        <w:adjustRightInd/>
+        <w:snapToGrid/>
+        <w:spacing w:before="0" w:beforeAutospacing="0" w:after="0" w:afterAutospacing="0"/>
+        <w:ind w:left="0" w:right="0" w:firstLine="0"/>
+        <w:textAlignment w:val="auto"/>
+        <w:rPr>
+          <w:rFonts w:hint="eastAsia" w:asciiTheme="minorEastAsia" w:hAnsiTheme="minorEastAsia" w:eastAsiaTheme="minorEastAsia" w:cstheme="minorEastAsia"/>
+          <w:i w:val="0"/>
+          <w:iCs w:val="0"/>
+          <w:caps w:val="0"/>
+          <w:color w:val="121212"/>
+          <w:spacing w:val="0"/>
+          <w:sz w:val="21"/>
+          <w:szCs w:val="21"/>
+        </w:rPr>
+      </w:pPr>
+      <w:r>
+        <w:rPr>
+          <w:rFonts w:hint="eastAsia" w:asciiTheme="minorEastAsia" w:hAnsiTheme="minorEastAsia" w:eastAsiaTheme="minorEastAsia" w:cstheme="minorEastAsia"/>
+          <w:i w:val="0"/>
+          <w:iCs w:val="0"/>
+          <w:caps w:val="0"/>
+          <w:color w:val="121212"/>
+          <w:spacing w:val="0"/>
+          <w:sz w:val="21"/>
+          <w:szCs w:val="21"/>
+          <w:shd w:val="clear" w:fill="FFFFFF"/>
+        </w:rPr>
+        <w:t>除了这些定量指标外，还有几个定性方面用于评估这些方法的效率。这包括：</w:t>
+      </w:r>
+    </w:p>
+    <w:p>
+      <w:pPr>
+        <w:pStyle w:val="5"/>
+        <w:keepNext w:val="0"/>
+        <w:keepLines w:val="0"/>
+        <w:pageBreakBefore w:val="0"/>
+        <w:widowControl/>
+        <w:suppressLineNumbers w:val="0"/>
+        <w:shd w:val="clear" w:fill="FFFFFF"/>
+        <w:kinsoku/>
+        <w:wordWrap/>
+        <w:overflowPunct/>
+        <w:topLinePunct w:val="0"/>
+        <w:autoSpaceDE/>
+        <w:autoSpaceDN/>
+        <w:bidi w:val="0"/>
+        <w:adjustRightInd/>
+        <w:snapToGrid/>
+        <w:spacing w:before="0" w:beforeAutospacing="0" w:after="0" w:afterAutospacing="0" w:line="240" w:lineRule="auto"/>
+        <w:ind w:left="0" w:right="0" w:firstLine="0"/>
+        <w:textAlignment w:val="auto"/>
+        <w:rPr>
+          <w:rFonts w:hint="eastAsia" w:asciiTheme="minorEastAsia" w:hAnsiTheme="minorEastAsia" w:eastAsiaTheme="minorEastAsia" w:cstheme="minorEastAsia"/>
+          <w:i w:val="0"/>
+          <w:iCs w:val="0"/>
+          <w:caps w:val="0"/>
+          <w:color w:val="121212"/>
+          <w:spacing w:val="0"/>
+          <w:sz w:val="21"/>
+          <w:szCs w:val="21"/>
+        </w:rPr>
+      </w:pPr>
+      <w:r>
+        <w:rPr>
+          <w:rFonts w:hint="eastAsia" w:asciiTheme="minorEastAsia" w:hAnsiTheme="minorEastAsia" w:eastAsiaTheme="minorEastAsia" w:cstheme="minorEastAsia"/>
+          <w:b/>
+          <w:bCs/>
+          <w:i w:val="0"/>
+          <w:iCs w:val="0"/>
+          <w:caps w:val="0"/>
+          <w:color w:val="121212"/>
+          <w:spacing w:val="0"/>
+          <w:sz w:val="21"/>
+          <w:szCs w:val="21"/>
+          <w:shd w:val="clear" w:fill="FFFFFF"/>
+        </w:rPr>
+        <w:t>(1)三维监督程度。</w:t>
+      </w:r>
+      <w:r>
+        <w:rPr>
+          <w:rFonts w:hint="eastAsia" w:asciiTheme="minorEastAsia" w:hAnsiTheme="minorEastAsia" w:eastAsiaTheme="minorEastAsia" w:cstheme="minorEastAsia"/>
+          <w:i w:val="0"/>
+          <w:iCs w:val="0"/>
+          <w:caps w:val="0"/>
+          <w:color w:val="121212"/>
+          <w:spacing w:val="0"/>
+          <w:sz w:val="21"/>
+          <w:szCs w:val="21"/>
+          <w:shd w:val="clear" w:fill="FFFFFF"/>
+        </w:rPr>
+        <w:t>基于深度学习的三维重建方法的一个重要方面是训练时对三维监督的程度。事实上，虽然获取RGB图像很容易，但获取其相应的真实3D数据却相当具有挑战性。因此，在训练过程中，与那些需要真实三维信息的技术相比，通常更倾向于需要最少或不需要三维监督的技术。</w:t>
+      </w:r>
+    </w:p>
+    <w:p>
+      <w:pPr>
+        <w:pStyle w:val="5"/>
+        <w:keepNext w:val="0"/>
+        <w:keepLines w:val="0"/>
+        <w:pageBreakBefore w:val="0"/>
+        <w:widowControl/>
+        <w:suppressLineNumbers w:val="0"/>
+        <w:shd w:val="clear" w:fill="FFFFFF"/>
+        <w:kinsoku/>
+        <w:wordWrap/>
+        <w:overflowPunct/>
+        <w:topLinePunct w:val="0"/>
+        <w:autoSpaceDE/>
+        <w:autoSpaceDN/>
+        <w:bidi w:val="0"/>
+        <w:adjustRightInd/>
+        <w:snapToGrid/>
+        <w:spacing w:before="0" w:beforeAutospacing="0" w:after="0" w:afterAutospacing="0" w:line="240" w:lineRule="auto"/>
+        <w:ind w:left="0" w:right="0" w:firstLine="0"/>
+        <w:textAlignment w:val="auto"/>
+        <w:rPr>
+          <w:rFonts w:hint="eastAsia" w:asciiTheme="minorEastAsia" w:hAnsiTheme="minorEastAsia" w:eastAsiaTheme="minorEastAsia" w:cstheme="minorEastAsia"/>
+          <w:i w:val="0"/>
+          <w:iCs w:val="0"/>
+          <w:caps w:val="0"/>
+          <w:color w:val="121212"/>
+          <w:spacing w:val="0"/>
+          <w:sz w:val="21"/>
+          <w:szCs w:val="21"/>
+        </w:rPr>
+      </w:pPr>
+      <w:r>
+        <w:rPr>
+          <w:rFonts w:hint="eastAsia" w:asciiTheme="minorEastAsia" w:hAnsiTheme="minorEastAsia" w:eastAsiaTheme="minorEastAsia" w:cstheme="minorEastAsia"/>
+          <w:b/>
+          <w:bCs/>
+          <w:i w:val="0"/>
+          <w:iCs w:val="0"/>
+          <w:caps w:val="0"/>
+          <w:color w:val="121212"/>
+          <w:spacing w:val="0"/>
+          <w:sz w:val="21"/>
+          <w:szCs w:val="21"/>
+          <w:shd w:val="clear" w:fill="FFFFFF"/>
+        </w:rPr>
+        <w:t>(2)计算时间。</w:t>
+      </w:r>
+      <w:r>
+        <w:rPr>
+          <w:rFonts w:hint="eastAsia" w:asciiTheme="minorEastAsia" w:hAnsiTheme="minorEastAsia" w:eastAsiaTheme="minorEastAsia" w:cstheme="minorEastAsia"/>
+          <w:i w:val="0"/>
+          <w:iCs w:val="0"/>
+          <w:caps w:val="0"/>
+          <w:color w:val="121212"/>
+          <w:spacing w:val="0"/>
+          <w:sz w:val="21"/>
+          <w:szCs w:val="21"/>
+          <w:shd w:val="clear" w:fill="FFFFFF"/>
+        </w:rPr>
+        <w:t>虽然训练速度可能很慢，但通常情况下，希望在运行时实现实时性能。</w:t>
+      </w:r>
+    </w:p>
+    <w:p>
+      <w:pPr>
+        <w:pStyle w:val="5"/>
+        <w:keepNext w:val="0"/>
+        <w:keepLines w:val="0"/>
+        <w:pageBreakBefore w:val="0"/>
+        <w:widowControl/>
+        <w:suppressLineNumbers w:val="0"/>
+        <w:shd w:val="clear" w:fill="FFFFFF"/>
+        <w:kinsoku/>
+        <w:wordWrap/>
+        <w:overflowPunct/>
+        <w:topLinePunct w:val="0"/>
+        <w:autoSpaceDE/>
+        <w:autoSpaceDN/>
+        <w:bidi w:val="0"/>
+        <w:adjustRightInd/>
+        <w:snapToGrid/>
+        <w:spacing w:before="0" w:beforeAutospacing="0" w:after="0" w:afterAutospacing="0" w:line="240" w:lineRule="auto"/>
+        <w:ind w:left="0" w:right="0" w:firstLine="0"/>
+        <w:textAlignment w:val="auto"/>
+        <w:rPr>
+          <w:rFonts w:hint="eastAsia" w:asciiTheme="minorEastAsia" w:hAnsiTheme="minorEastAsia" w:eastAsiaTheme="minorEastAsia" w:cstheme="minorEastAsia"/>
+          <w:i w:val="0"/>
+          <w:iCs w:val="0"/>
+          <w:caps w:val="0"/>
+          <w:color w:val="121212"/>
+          <w:spacing w:val="0"/>
+          <w:sz w:val="21"/>
+          <w:szCs w:val="21"/>
+        </w:rPr>
+      </w:pPr>
+      <w:r>
+        <w:rPr>
+          <w:rFonts w:hint="eastAsia" w:asciiTheme="minorEastAsia" w:hAnsiTheme="minorEastAsia" w:eastAsiaTheme="minorEastAsia" w:cstheme="minorEastAsia"/>
+          <w:b/>
+          <w:bCs/>
+          <w:i w:val="0"/>
+          <w:iCs w:val="0"/>
+          <w:caps w:val="0"/>
+          <w:color w:val="121212"/>
+          <w:spacing w:val="0"/>
+          <w:sz w:val="21"/>
+          <w:szCs w:val="21"/>
+          <w:shd w:val="clear" w:fill="FFFFFF"/>
+        </w:rPr>
+        <w:t>(3)内存占用。</w:t>
+      </w:r>
+      <w:r>
+        <w:rPr>
+          <w:rFonts w:hint="eastAsia" w:asciiTheme="minorEastAsia" w:hAnsiTheme="minorEastAsia" w:eastAsiaTheme="minorEastAsia" w:cstheme="minorEastAsia"/>
+          <w:i w:val="0"/>
+          <w:iCs w:val="0"/>
+          <w:caps w:val="0"/>
+          <w:color w:val="121212"/>
+          <w:spacing w:val="0"/>
+          <w:sz w:val="21"/>
+          <w:szCs w:val="21"/>
+          <w:shd w:val="clear" w:fill="FFFFFF"/>
+        </w:rPr>
+        <w:t>深层神经网络具有大量的参数。其中一些使用三维卷积对卷进行操作。因此，它们通常需要较大的内存存储，</w:t>
+      </w:r>
       <w:bookmarkStart w:id="0" w:name="_GoBack"/>
       <w:bookmarkEnd w:id="0"/>
+      <w:r>
+        <w:rPr>
+          <w:rFonts w:hint="eastAsia" w:asciiTheme="minorEastAsia" w:hAnsiTheme="minorEastAsia" w:eastAsiaTheme="minorEastAsia" w:cstheme="minorEastAsia"/>
+          <w:i w:val="0"/>
+          <w:iCs w:val="0"/>
+          <w:caps w:val="0"/>
+          <w:color w:val="121212"/>
+          <w:spacing w:val="0"/>
+          <w:sz w:val="21"/>
+          <w:szCs w:val="21"/>
+          <w:shd w:val="clear" w:fill="FFFFFF"/>
+        </w:rPr>
+        <w:t>这会影响它们在运行时的性能并限制它们的使用。</w:t>
+      </w:r>
+    </w:p>
+    <w:p>
+      <w:pPr>
+        <w:keepNext w:val="0"/>
+        <w:keepLines w:val="0"/>
+        <w:pageBreakBefore w:val="0"/>
+        <w:numPr>
+          <w:numId w:val="0"/>
+        </w:numPr>
+        <w:kinsoku/>
+        <w:wordWrap/>
+        <w:overflowPunct/>
+        <w:topLinePunct w:val="0"/>
+        <w:autoSpaceDE/>
+        <w:autoSpaceDN/>
+        <w:bidi w:val="0"/>
+        <w:adjustRightInd/>
+        <w:snapToGrid/>
+        <w:ind w:leftChars="0"/>
+        <w:jc w:val="both"/>
+        <w:textAlignment w:val="auto"/>
+        <w:rPr>
+          <w:rFonts w:hint="eastAsia" w:asciiTheme="minorEastAsia" w:hAnsiTheme="minorEastAsia" w:eastAsiaTheme="minorEastAsia" w:cstheme="minorEastAsia"/>
+          <w:i w:val="0"/>
+          <w:iCs w:val="0"/>
+          <w:caps w:val="0"/>
+          <w:color w:val="121212"/>
+          <w:spacing w:val="0"/>
+          <w:sz w:val="21"/>
+          <w:szCs w:val="21"/>
+          <w:shd w:val="clear" w:fill="FFFFFF"/>
+          <w:lang w:val="en-US" w:eastAsia="zh-CN"/>
+        </w:rPr>
+      </w:pPr>
+    </w:p>
+    <w:p>
+      <w:pPr>
+        <w:numPr>
+          <w:ilvl w:val="0"/>
+          <w:numId w:val="1"/>
+        </w:numPr>
+        <w:ind w:left="425" w:leftChars="0" w:hanging="425" w:firstLineChars="0"/>
+        <w:rPr>
+          <w:rFonts w:hint="default"/>
+          <w:b/>
+          <w:bCs/>
+          <w:sz w:val="28"/>
+          <w:szCs w:val="28"/>
+          <w:lang w:val="en-US" w:eastAsia="zh-CN"/>
+        </w:rPr>
+      </w:pPr>
+      <w:r>
+        <w:rPr>
+          <w:rFonts w:hint="eastAsia"/>
+          <w:b/>
+          <w:bCs/>
+          <w:sz w:val="28"/>
+          <w:szCs w:val="28"/>
+          <w:lang w:val="en-US" w:eastAsia="zh-CN"/>
+        </w:rPr>
+        <w:t>针对SFM</w:t>
+      </w:r>
+    </w:p>
+    <w:p>
+      <w:pPr>
+        <w:keepNext w:val="0"/>
+        <w:keepLines w:val="0"/>
+        <w:pageBreakBefore w:val="0"/>
+        <w:widowControl/>
+        <w:numPr>
+          <w:numId w:val="0"/>
+        </w:numPr>
+        <w:suppressLineNumbers w:val="0"/>
+        <w:kinsoku/>
+        <w:wordWrap/>
+        <w:overflowPunct/>
+        <w:topLinePunct w:val="0"/>
+        <w:autoSpaceDE/>
+        <w:autoSpaceDN/>
+        <w:bidi w:val="0"/>
+        <w:adjustRightInd/>
+        <w:snapToGrid/>
+        <w:spacing w:before="0" w:beforeAutospacing="0" w:after="0" w:afterAutospacing="0"/>
+        <w:textAlignment w:val="auto"/>
+      </w:pPr>
+      <w:r>
+        <w:rPr>
+          <w:b/>
+          <w:bCs/>
+        </w:rPr>
+        <w:t>SfM：</w:t>
+      </w:r>
+      <w:r>
+        <w:t>SfM（Structure-from-Motion）的目的是在</w:t>
+      </w:r>
+      <w:r>
+        <w:rPr>
+          <w:b/>
+          <w:bCs/>
+        </w:rPr>
+        <w:t>未知相机位姿</w:t>
+      </w:r>
+      <w:r>
+        <w:t>的情况下恢复</w:t>
+      </w:r>
+      <w:r>
+        <w:rPr>
+          <w:b/>
+          <w:bCs/>
+        </w:rPr>
+        <w:t>稀疏的三维结构</w:t>
+      </w:r>
+      <w:r>
+        <w:t>，近期的大部分工作针对的是无序的互联网图片输入（早期的工作有一些基于视频序列输入）。由于互联网图片的重建真值比较难获得，一般采用</w:t>
+      </w:r>
+      <w:r>
+        <w:rPr>
+          <w:b/>
+          <w:bCs/>
+        </w:rPr>
+        <w:t>间接的指标</w:t>
+      </w:r>
+      <w:r>
+        <w:t>来反映重建质量，包括：</w:t>
+      </w:r>
+    </w:p>
+    <w:p>
+      <w:pPr>
+        <w:pStyle w:val="5"/>
+        <w:keepNext w:val="0"/>
+        <w:keepLines w:val="0"/>
+        <w:pageBreakBefore w:val="0"/>
+        <w:widowControl/>
+        <w:suppressLineNumbers w:val="0"/>
+        <w:kinsoku/>
+        <w:wordWrap/>
+        <w:overflowPunct/>
+        <w:topLinePunct w:val="0"/>
+        <w:autoSpaceDE/>
+        <w:autoSpaceDN/>
+        <w:bidi w:val="0"/>
+        <w:adjustRightInd/>
+        <w:snapToGrid/>
+        <w:spacing w:beforeAutospacing="0" w:afterAutospacing="0"/>
+        <w:textAlignment w:val="auto"/>
+      </w:pPr>
+      <w:r>
+        <w:t xml:space="preserve">1) </w:t>
+      </w:r>
+      <w:r>
+        <w:rPr>
+          <w:b/>
+          <w:bCs/>
+        </w:rPr>
+        <w:t>注册（Registered）的图像数：</w:t>
+      </w:r>
+      <w:r>
+        <w:t>注册上的图像越多，说明SfM重建用上的信息量更多，同时也间接说明点的精度越准，因为通常来说incremental的重建注册依赖于中间过程中点的精度。</w:t>
+      </w:r>
+    </w:p>
+    <w:p>
+      <w:pPr>
+        <w:pStyle w:val="5"/>
+        <w:keepNext w:val="0"/>
+        <w:keepLines w:val="0"/>
+        <w:pageBreakBefore w:val="0"/>
+        <w:widowControl/>
+        <w:suppressLineNumbers w:val="0"/>
+        <w:kinsoku/>
+        <w:wordWrap/>
+        <w:overflowPunct/>
+        <w:topLinePunct w:val="0"/>
+        <w:autoSpaceDE/>
+        <w:autoSpaceDN/>
+        <w:bidi w:val="0"/>
+        <w:adjustRightInd/>
+        <w:snapToGrid/>
+        <w:spacing w:beforeAutospacing="0" w:afterAutospacing="0"/>
+        <w:textAlignment w:val="auto"/>
+      </w:pPr>
+      <w:r>
+        <w:t xml:space="preserve">2) </w:t>
+      </w:r>
+      <w:r>
+        <w:rPr>
+          <w:b/>
+          <w:bCs/>
+        </w:rPr>
+        <w:t>3D点数：</w:t>
+      </w:r>
+      <w:r>
+        <w:t>成功</w:t>
+      </w:r>
+      <w:r>
+        <w:fldChar w:fldCharType="begin"/>
+      </w:r>
+      <w:r>
+        <w:instrText xml:space="preserve"> HYPERLINK "https://www.zhihu.com/search?q=%E4%B8%89%E8%A7%92%E5%8C%96&amp;search_source=Entity&amp;hybrid_search_source=Entity&amp;hybrid_search_extra={"sourceType":"answer","sourceId":2152395839}" \t "_blank" </w:instrText>
+      </w:r>
+      <w:r>
+        <w:fldChar w:fldCharType="separate"/>
+      </w:r>
+      <w:r>
+        <w:rPr>
+          <w:rStyle w:val="9"/>
+        </w:rPr>
+        <w:t>三角化</w:t>
+      </w:r>
+      <w:r>
+        <w:fldChar w:fldCharType="end"/>
+      </w:r>
+      <w:r>
+        <w:t>的点数越多，间接说明相机的位姿和2D点的匹配精度越高，因为三角化的成功率依赖于这两者。</w:t>
+      </w:r>
+    </w:p>
+    <w:p>
+      <w:pPr>
+        <w:pStyle w:val="5"/>
+        <w:keepNext w:val="0"/>
+        <w:keepLines w:val="0"/>
+        <w:pageBreakBefore w:val="0"/>
+        <w:widowControl/>
+        <w:suppressLineNumbers w:val="0"/>
+        <w:kinsoku/>
+        <w:wordWrap/>
+        <w:overflowPunct/>
+        <w:topLinePunct w:val="0"/>
+        <w:autoSpaceDE/>
+        <w:autoSpaceDN/>
+        <w:bidi w:val="0"/>
+        <w:adjustRightInd/>
+        <w:snapToGrid/>
+        <w:spacing w:beforeAutospacing="0" w:afterAutospacing="0"/>
+        <w:textAlignment w:val="auto"/>
+      </w:pPr>
+      <w:r>
+        <w:t xml:space="preserve">3) </w:t>
+      </w:r>
+      <w:r>
+        <w:rPr>
+          <w:b/>
+          <w:bCs/>
+        </w:rPr>
+        <w:t>平均点轨迹（Track）的长度：</w:t>
+      </w:r>
+      <w:r>
+        <w:t>即平均每个3D点对应的2D点数目。点轨迹越长，也说明用上的点信息越多，间接说明精度高。</w:t>
+      </w:r>
+    </w:p>
+    <w:p>
+      <w:pPr>
+        <w:pStyle w:val="5"/>
+        <w:keepNext w:val="0"/>
+        <w:keepLines w:val="0"/>
+        <w:pageBreakBefore w:val="0"/>
+        <w:widowControl/>
+        <w:suppressLineNumbers w:val="0"/>
+        <w:kinsoku/>
+        <w:wordWrap/>
+        <w:overflowPunct/>
+        <w:topLinePunct w:val="0"/>
+        <w:autoSpaceDE/>
+        <w:autoSpaceDN/>
+        <w:bidi w:val="0"/>
+        <w:adjustRightInd/>
+        <w:snapToGrid/>
+        <w:spacing w:beforeAutospacing="0" w:afterAutospacing="0"/>
+        <w:textAlignment w:val="auto"/>
+      </w:pPr>
+      <w:r>
+        <w:t xml:space="preserve">4) </w:t>
+      </w:r>
+      <w:r>
+        <w:rPr>
+          <w:b/>
+          <w:bCs/>
+        </w:rPr>
+        <w:t>平均重投影误差（Reprojection Error）：</w:t>
+      </w:r>
+      <w:r>
+        <w:t>即每个3D点用位姿投影到每一帧的位置和实际检测的2D点的平均距离误差。重投影误差越小，说明整体结构精度越高。</w:t>
+      </w:r>
+    </w:p>
+    <w:p>
+      <w:pPr>
+        <w:pStyle w:val="5"/>
+        <w:keepNext w:val="0"/>
+        <w:keepLines w:val="0"/>
+        <w:pageBreakBefore w:val="0"/>
+        <w:widowControl/>
+        <w:suppressLineNumbers w:val="0"/>
+        <w:kinsoku/>
+        <w:wordWrap/>
+        <w:overflowPunct/>
+        <w:topLinePunct w:val="0"/>
+        <w:autoSpaceDE/>
+        <w:autoSpaceDN/>
+        <w:bidi w:val="0"/>
+        <w:adjustRightInd/>
+        <w:snapToGrid/>
+        <w:spacing w:beforeAutospacing="0" w:afterAutospacing="0"/>
+        <w:textAlignment w:val="auto"/>
+      </w:pPr>
+    </w:p>
+    <w:p>
+      <w:pPr>
+        <w:numPr>
+          <w:ilvl w:val="0"/>
+          <w:numId w:val="1"/>
+        </w:numPr>
+        <w:ind w:left="425" w:leftChars="0" w:hanging="425" w:firstLineChars="0"/>
+        <w:rPr>
+          <w:rFonts w:hint="default"/>
+          <w:b/>
+          <w:bCs/>
+          <w:sz w:val="28"/>
+          <w:szCs w:val="28"/>
+          <w:lang w:val="en-US" w:eastAsia="zh-CN"/>
+        </w:rPr>
+      </w:pPr>
+      <w:r>
+        <w:rPr>
+          <w:rFonts w:hint="eastAsia"/>
+          <w:b/>
+          <w:bCs/>
+          <w:sz w:val="28"/>
+          <w:szCs w:val="28"/>
+          <w:lang w:val="en-US" w:eastAsia="zh-CN"/>
+        </w:rPr>
+        <w:t>针对MVS</w:t>
+      </w:r>
+    </w:p>
+    <w:p>
+      <w:pPr>
+        <w:pStyle w:val="5"/>
+        <w:keepNext w:val="0"/>
+        <w:keepLines w:val="0"/>
+        <w:pageBreakBefore w:val="0"/>
+        <w:widowControl/>
+        <w:suppressLineNumbers w:val="0"/>
+        <w:kinsoku/>
+        <w:wordWrap/>
+        <w:overflowPunct/>
+        <w:topLinePunct w:val="0"/>
+        <w:autoSpaceDE/>
+        <w:autoSpaceDN/>
+        <w:bidi w:val="0"/>
+        <w:adjustRightInd/>
+        <w:snapToGrid/>
+        <w:spacing w:beforeAutospacing="0" w:afterAutospacing="0"/>
+        <w:textAlignment w:val="auto"/>
+      </w:pPr>
+      <w:r>
+        <w:rPr>
+          <w:b/>
+          <w:bCs/>
+        </w:rPr>
+        <w:t>MVS：</w:t>
+      </w:r>
+      <w:r>
+        <w:t>MVS（Multi-View Stereo）的目的是在</w:t>
+      </w:r>
+      <w:r>
+        <w:rPr>
+          <w:b/>
+          <w:bCs/>
+        </w:rPr>
+        <w:t>已知相机位姿</w:t>
+      </w:r>
+      <w:r>
+        <w:t>的前提下估计</w:t>
+      </w:r>
+      <w:r>
+        <w:rPr>
+          <w:b/>
+          <w:bCs/>
+        </w:rPr>
+        <w:t>稠密的三维结构</w:t>
+      </w:r>
+      <w:r>
+        <w:t>，如果相机位姿未知则会先使用SfM得到相机的位姿。评估的稠密结构真值一般是基于Lidar（ETH3D[4]、Tanks and Temples[5]）或者深度相机（DTU[6]）获得整个场景的点云，而对应的相机位姿有的在采集的时候就通过机械臂直接获取[6]，有的则基于采集的深度进行估计[4][5]。</w:t>
+      </w:r>
+    </w:p>
+    <w:p>
+      <w:pPr>
+        <w:pStyle w:val="5"/>
+        <w:keepNext w:val="0"/>
+        <w:keepLines w:val="0"/>
+        <w:pageBreakBefore w:val="0"/>
+        <w:widowControl/>
+        <w:suppressLineNumbers w:val="0"/>
+        <w:kinsoku/>
+        <w:wordWrap/>
+        <w:overflowPunct/>
+        <w:topLinePunct w:val="0"/>
+        <w:autoSpaceDE/>
+        <w:autoSpaceDN/>
+        <w:bidi w:val="0"/>
+        <w:adjustRightInd/>
+        <w:snapToGrid/>
+        <w:spacing w:beforeAutospacing="0" w:afterAutospacing="0"/>
+        <w:textAlignment w:val="auto"/>
+      </w:pPr>
+      <w:r>
+        <w:t>有了场景点云之后，一般评估指标为精度和完整度，同时还有二者的平衡指标F1分数。</w:t>
+      </w:r>
+    </w:p>
+    <w:p>
+      <w:pPr>
+        <w:pStyle w:val="5"/>
+        <w:keepNext w:val="0"/>
+        <w:keepLines w:val="0"/>
+        <w:pageBreakBefore w:val="0"/>
+        <w:widowControl/>
+        <w:suppressLineNumbers w:val="0"/>
+        <w:kinsoku/>
+        <w:wordWrap/>
+        <w:overflowPunct/>
+        <w:topLinePunct w:val="0"/>
+        <w:autoSpaceDE/>
+        <w:autoSpaceDN/>
+        <w:bidi w:val="0"/>
+        <w:adjustRightInd/>
+        <w:snapToGrid/>
+        <w:spacing w:beforeAutospacing="0" w:afterAutospacing="0"/>
+        <w:textAlignment w:val="auto"/>
+      </w:pPr>
+      <w:r>
+        <w:t xml:space="preserve">1) </w:t>
+      </w:r>
+      <w:r>
+        <w:rPr>
+          <w:b/>
+          <w:bCs/>
+        </w:rPr>
+        <w:t>精度（Accuracy）：</w:t>
+      </w:r>
+      <w:r>
+        <w:t>对于每个估计出来的3D点寻找在一定阈值内的真值3D点，最终可以匹配上的比例即为精度。需要注意的是，由于点云真值本身不完整，需要先估计出真值空间中不可观测的部分，估计精度时忽略掉。</w:t>
+      </w:r>
+    </w:p>
+    <w:p>
+      <w:pPr>
+        <w:pStyle w:val="5"/>
+        <w:keepNext w:val="0"/>
+        <w:keepLines w:val="0"/>
+        <w:pageBreakBefore w:val="0"/>
+        <w:widowControl/>
+        <w:suppressLineNumbers w:val="0"/>
+        <w:kinsoku/>
+        <w:wordWrap/>
+        <w:overflowPunct/>
+        <w:topLinePunct w:val="0"/>
+        <w:autoSpaceDE/>
+        <w:autoSpaceDN/>
+        <w:bidi w:val="0"/>
+        <w:adjustRightInd/>
+        <w:snapToGrid/>
+        <w:spacing w:beforeAutospacing="0" w:afterAutospacing="0"/>
+        <w:textAlignment w:val="auto"/>
+      </w:pPr>
+      <w:r>
+        <w:t xml:space="preserve">2) </w:t>
+      </w:r>
+      <w:r>
+        <w:rPr>
+          <w:b/>
+          <w:bCs/>
+        </w:rPr>
+        <w:t>完整度（Completeness）：</w:t>
+      </w:r>
+      <w:r>
+        <w:t>将每个真值的3D点寻找在一定阈值内最近的估计出来的3D点，最终可以匹配上的比例即为</w:t>
+      </w:r>
+      <w:r>
+        <w:fldChar w:fldCharType="begin"/>
+      </w:r>
+      <w:r>
+        <w:instrText xml:space="preserve"> HYPERLINK "https://www.zhihu.com/search?q=%E5%AE%8C%E6%95%B4%E5%BA%A6&amp;search_source=Entity&amp;hybrid_search_source=Entity&amp;hybrid_search_extra={"sourceType":"answer","sourceId":2152395839}" \t "_blank" </w:instrText>
+      </w:r>
+      <w:r>
+        <w:fldChar w:fldCharType="separate"/>
+      </w:r>
+      <w:r>
+        <w:rPr>
+          <w:rStyle w:val="9"/>
+        </w:rPr>
+        <w:t>完整度</w:t>
+      </w:r>
+      <w:r>
+        <w:fldChar w:fldCharType="end"/>
+      </w:r>
+      <w:r>
+        <w:t>。</w:t>
+      </w:r>
+    </w:p>
+    <w:p>
+      <w:pPr>
+        <w:pStyle w:val="5"/>
+        <w:keepNext w:val="0"/>
+        <w:keepLines w:val="0"/>
+        <w:pageBreakBefore w:val="0"/>
+        <w:widowControl/>
+        <w:suppressLineNumbers w:val="0"/>
+        <w:kinsoku/>
+        <w:wordWrap/>
+        <w:overflowPunct/>
+        <w:topLinePunct w:val="0"/>
+        <w:autoSpaceDE/>
+        <w:autoSpaceDN/>
+        <w:bidi w:val="0"/>
+        <w:adjustRightInd/>
+        <w:snapToGrid/>
+        <w:spacing w:beforeAutospacing="0" w:afterAutospacing="0"/>
+        <w:textAlignment w:val="auto"/>
+      </w:pPr>
+      <w:r>
+        <w:t xml:space="preserve">3) </w:t>
+      </w:r>
+      <w:r>
+        <w:rPr>
+          <w:b/>
+          <w:bCs/>
+        </w:rPr>
+        <w:t>F1分数（F1 Score）：</w:t>
+      </w:r>
+      <w:r>
+        <w:t>精度和完整度是一对trade-off的指标，因为可以让点布满整个空间来让完整度达到100%，也可以只保留非常少的绝对精确的点来得到很高的精度指标。因此最终评估的指标需要对二者进行融合。假设精度为p，完整度为r，则F1分数为它们的</w:t>
+      </w:r>
+      <w:r>
+        <w:fldChar w:fldCharType="begin"/>
+      </w:r>
+      <w:r>
+        <w:instrText xml:space="preserve"> HYPERLINK "https://www.zhihu.com/search?q=%E8%B0%83%E5%92%8C%E5%B9%B3%E5%9D%87%E6%95%B0&amp;search_source=Entity&amp;hybrid_search_source=Entity&amp;hybrid_search_extra={"sourceType":"answer","sourceId":2152395839}" \t "_blank" </w:instrText>
+      </w:r>
+      <w:r>
+        <w:fldChar w:fldCharType="separate"/>
+      </w:r>
+      <w:r>
+        <w:rPr>
+          <w:rStyle w:val="9"/>
+        </w:rPr>
+        <w:t>调和平均数</w:t>
+      </w:r>
+      <w:r>
+        <w:fldChar w:fldCharType="end"/>
+      </w:r>
+      <w:r>
+        <w:t>，即2pr / (p + r)。</w:t>
+      </w:r>
+    </w:p>
+    <w:p>
+      <w:pPr>
+        <w:keepNext w:val="0"/>
+        <w:keepLines w:val="0"/>
+        <w:widowControl/>
+        <w:suppressLineNumbers w:val="0"/>
+        <w:jc w:val="left"/>
+      </w:pPr>
+    </w:p>
+    <w:p>
+      <w:pPr>
+        <w:keepNext w:val="0"/>
+        <w:keepLines w:val="0"/>
+        <w:widowControl/>
+        <w:suppressLineNumbers w:val="0"/>
+        <w:jc w:val="left"/>
+      </w:pPr>
+    </w:p>
+    <w:p>
+      <w:pPr>
+        <w:keepNext w:val="0"/>
+        <w:keepLines w:val="0"/>
+        <w:pageBreakBefore w:val="0"/>
+        <w:numPr>
+          <w:numId w:val="0"/>
+        </w:numPr>
+        <w:kinsoku/>
+        <w:wordWrap/>
+        <w:overflowPunct/>
+        <w:topLinePunct w:val="0"/>
+        <w:autoSpaceDE/>
+        <w:autoSpaceDN/>
+        <w:bidi w:val="0"/>
+        <w:adjustRightInd/>
+        <w:snapToGrid/>
+        <w:ind w:leftChars="0"/>
+        <w:jc w:val="both"/>
+        <w:textAlignment w:val="auto"/>
+        <w:rPr>
+          <w:rFonts w:hint="eastAsia" w:asciiTheme="minorEastAsia" w:hAnsiTheme="minorEastAsia" w:eastAsiaTheme="minorEastAsia" w:cstheme="minorEastAsia"/>
+          <w:i w:val="0"/>
+          <w:iCs w:val="0"/>
+          <w:caps w:val="0"/>
+          <w:color w:val="121212"/>
+          <w:spacing w:val="0"/>
+          <w:sz w:val="21"/>
+          <w:szCs w:val="21"/>
+          <w:shd w:val="clear" w:fill="FFFFFF"/>
+          <w:lang w:val="en-US" w:eastAsia="zh-CN"/>
+        </w:rPr>
+      </w:pPr>
     </w:p>
     <w:sectPr>
       <w:pgSz w:w="11906" w:h="16838"/>
@@ -596,8 +2037,23 @@
       </w:rPr>
     </w:lvl>
   </w:abstractNum>
+  <w:abstractNum w:abstractNumId="1">
+    <w:nsid w:val="0C4778E4"/>
+    <w:multiLevelType w:val="singleLevel"/>
+    <w:tmpl w:val="0C4778E4"/>
+    <w:lvl w:ilvl="0" w:tentative="0">
+      <w:start w:val="1"/>
+      <w:numFmt w:val="decimal"/>
+      <w:suff w:val="nothing"/>
+      <w:lvlText w:val="（%1）"/>
+      <w:lvlJc w:val="left"/>
+    </w:lvl>
+  </w:abstractNum>
   <w:num w:numId="1">
     <w:abstractNumId w:val="0"/>
+  </w:num>
+  <w:num w:numId="2">
+    <w:abstractNumId w:val="1"/>
   </w:num>
 </w:numbering>
 </file>
@@ -937,12 +2393,12 @@
       <w:sz w:val="32"/>
     </w:rPr>
   </w:style>
-  <w:style w:type="character" w:default="1" w:styleId="6">
+  <w:style w:type="character" w:default="1" w:styleId="7">
     <w:name w:val="Default Paragraph Font"/>
     <w:semiHidden/>
     <w:uiPriority w:val="0"/>
   </w:style>
-  <w:style w:type="table" w:default="1" w:styleId="5">
+  <w:style w:type="table" w:default="1" w:styleId="6">
     <w:name w:val="Normal Table"/>
     <w:semiHidden/>
     <w:uiPriority w:val="0"/>
@@ -955,13 +2411,37 @@
       </w:tblCellMar>
     </w:tblPr>
   </w:style>
-  <w:style w:type="character" w:styleId="7">
+  <w:style w:type="paragraph" w:styleId="5">
+    <w:name w:val="Normal (Web)"/>
+    <w:basedOn w:val="1"/>
+    <w:uiPriority w:val="0"/>
+    <w:pPr>
+      <w:spacing w:before="0" w:beforeAutospacing="1" w:after="0" w:afterAutospacing="1"/>
+      <w:ind w:left="0" w:right="0"/>
+      <w:jc w:val="left"/>
+    </w:pPr>
+    <w:rPr>
+      <w:kern w:val="0"/>
+      <w:sz w:val="24"/>
+      <w:lang w:val="en-US" w:eastAsia="zh-CN" w:bidi="ar"/>
+    </w:rPr>
+  </w:style>
+  <w:style w:type="character" w:styleId="8">
     <w:name w:val="Strong"/>
-    <w:basedOn w:val="6"/>
+    <w:basedOn w:val="7"/>
     <w:qFormat/>
     <w:uiPriority w:val="0"/>
     <w:rPr>
       <w:b/>
+    </w:rPr>
+  </w:style>
+  <w:style w:type="character" w:styleId="9">
+    <w:name w:val="Hyperlink"/>
+    <w:basedOn w:val="7"/>
+    <w:uiPriority w:val="0"/>
+    <w:rPr>
+      <w:color w:val="0000FF"/>
+      <w:u w:val="single"/>
     </w:rPr>
   </w:style>
 </w:styles>
